--- a/工作-大圣牌/战棋/assets/势力-盘丝洞/玩法流派.docx
+++ b/工作-大圣牌/战棋/assets/势力-盘丝洞/玩法流派.docx
@@ -5,9 +5,11 @@
     <w:p>
       <w:pPr>
         <w:rPr>
-          <w:rFonts w:asciiTheme="minorEastAsia" w:hAnsiTheme="minorEastAsia"/>
+          <w:rFonts w:asciiTheme="minorEastAsia" w:hAnsiTheme="minorEastAsia" w:hint="eastAsia"/>
           <w:b/>
           <w:bCs/>
+          <w:sz w:val="44"/>
+          <w:szCs w:val="44"/>
         </w:rPr>
       </w:pPr>
       <w:r>
@@ -15,6 +17,8 @@
           <w:rFonts w:asciiTheme="minorEastAsia" w:hAnsiTheme="minorEastAsia"/>
           <w:b/>
           <w:bCs/>
+          <w:sz w:val="44"/>
+          <w:szCs w:val="44"/>
         </w:rPr>
         <w:t>玩法流派</w:t>
       </w:r>
@@ -22,7 +26,7 @@
     <w:p>
       <w:pPr>
         <w:rPr>
-          <w:rFonts w:asciiTheme="minorEastAsia" w:hAnsiTheme="minorEastAsia"/>
+          <w:rFonts w:asciiTheme="minorEastAsia" w:hAnsiTheme="minorEastAsia" w:hint="eastAsia"/>
         </w:rPr>
       </w:pPr>
       <w:r>
@@ -35,9 +39,11 @@
     <w:p>
       <w:pPr>
         <w:rPr>
-          <w:rFonts w:asciiTheme="minorEastAsia" w:hAnsiTheme="minorEastAsia"/>
+          <w:rFonts w:asciiTheme="minorEastAsia" w:hAnsiTheme="minorEastAsia" w:hint="eastAsia"/>
           <w:b/>
           <w:bCs/>
+          <w:sz w:val="28"/>
+          <w:szCs w:val="28"/>
         </w:rPr>
       </w:pPr>
       <w:r>
@@ -45,6 +51,8 @@
           <w:rFonts w:asciiTheme="minorEastAsia" w:hAnsiTheme="minorEastAsia"/>
           <w:b/>
           <w:bCs/>
+          <w:sz w:val="28"/>
+          <w:szCs w:val="28"/>
         </w:rPr>
         <w:t>前中期</w:t>
       </w:r>
@@ -137,34 +145,119 @@
         <w:rPr>
           <w:rFonts w:asciiTheme="minorEastAsia" w:hAnsiTheme="minorEastAsia"/>
         </w:rPr>
-        <w:t>)来的早，且有龙宫势力，则可以考虑玩法强流。</w:t>
+        <w:t>)来的早，且有龙宫势力</w:t>
+      </w:r>
+      <w:r>
+        <w:rPr>
+          <w:rFonts w:asciiTheme="minorEastAsia" w:hAnsiTheme="minorEastAsia" w:hint="eastAsia"/>
+        </w:rPr>
+        <w:t>(小</w:t>
+      </w:r>
+      <w:proofErr w:type="gramStart"/>
+      <w:r>
+        <w:rPr>
+          <w:rFonts w:asciiTheme="minorEastAsia" w:hAnsiTheme="minorEastAsia" w:hint="eastAsia"/>
+        </w:rPr>
+        <w:t>鼍</w:t>
+      </w:r>
+      <w:proofErr w:type="gramEnd"/>
+      <w:r>
+        <w:rPr>
+          <w:rFonts w:asciiTheme="minorEastAsia" w:hAnsiTheme="minorEastAsia" w:hint="eastAsia"/>
+        </w:rPr>
+        <w:t>龙)</w:t>
+      </w:r>
+      <w:r>
+        <w:rPr>
+          <w:rFonts w:asciiTheme="minorEastAsia" w:hAnsiTheme="minorEastAsia"/>
+        </w:rPr>
+        <w:t>，则可以考虑玩法强流。</w:t>
       </w:r>
     </w:p>
     <w:p>
       <w:pPr>
         <w:rPr>
           <w:rFonts w:asciiTheme="minorEastAsia" w:hAnsiTheme="minorEastAsia" w:hint="eastAsia"/>
-          <w:b/>
-          <w:bCs/>
         </w:rPr>
       </w:pPr>
-      <w:proofErr w:type="gramStart"/>
-      <w:r>
-        <w:rPr>
-          <w:rFonts w:asciiTheme="minorEastAsia" w:hAnsiTheme="minorEastAsia"/>
-          <w:b/>
-          <w:bCs/>
-        </w:rPr>
-        <w:t>手牌流后期</w:t>
-      </w:r>
-      <w:proofErr w:type="gramEnd"/>
-      <w:r>
+      <w:r>
+        <w:rPr>
+          <w:noProof/>
+        </w:rPr>
+        <w:drawing>
+          <wp:inline distT="0" distB="0" distL="0" distR="0" wp14:anchorId="78728440" wp14:editId="1FB00193">
+            <wp:extent cx="5274310" cy="99695"/>
+            <wp:effectExtent l="0" t="0" r="2540" b="0"/>
+            <wp:docPr id="1373732326" name="图片 1"/>
+            <wp:cNvGraphicFramePr>
+              <a:graphicFrameLocks xmlns:a="http://schemas.openxmlformats.org/drawingml/2006/main" noChangeAspect="1"/>
+            </wp:cNvGraphicFramePr>
+            <a:graphic xmlns:a="http://schemas.openxmlformats.org/drawingml/2006/main">
+              <a:graphicData uri="http://schemas.openxmlformats.org/drawingml/2006/picture">
+                <pic:pic xmlns:pic="http://schemas.openxmlformats.org/drawingml/2006/picture">
+                  <pic:nvPicPr>
+                    <pic:cNvPr id="1373732326" name=""/>
+                    <pic:cNvPicPr/>
+                  </pic:nvPicPr>
+                  <pic:blipFill>
+                    <a:blip r:embed="rId6"/>
+                    <a:stretch>
+                      <a:fillRect/>
+                    </a:stretch>
+                  </pic:blipFill>
+                  <pic:spPr>
+                    <a:xfrm>
+                      <a:off x="0" y="0"/>
+                      <a:ext cx="5274310" cy="99695"/>
+                    </a:xfrm>
+                    <a:prstGeom prst="rect">
+                      <a:avLst/>
+                    </a:prstGeom>
+                  </pic:spPr>
+                </pic:pic>
+              </a:graphicData>
+            </a:graphic>
+          </wp:inline>
+        </w:drawing>
+      </w:r>
+    </w:p>
+    <w:p>
+      <w:pPr>
         <w:rPr>
           <w:rFonts w:asciiTheme="minorEastAsia" w:hAnsiTheme="minorEastAsia" w:hint="eastAsia"/>
           <w:b/>
           <w:bCs/>
         </w:rPr>
-        <w:t xml:space="preserve">  </w:t>
+      </w:pPr>
+      <w:proofErr w:type="gramStart"/>
+      <w:r>
+        <w:rPr>
+          <w:rFonts w:asciiTheme="minorEastAsia" w:hAnsiTheme="minorEastAsia"/>
+          <w:b/>
+          <w:bCs/>
+          <w:sz w:val="28"/>
+          <w:szCs w:val="28"/>
+        </w:rPr>
+        <w:t>手牌流后期</w:t>
+      </w:r>
+      <w:proofErr w:type="gramEnd"/>
+      <w:r>
+        <w:rPr>
+          <w:rFonts w:asciiTheme="minorEastAsia" w:hAnsiTheme="minorEastAsia" w:hint="eastAsia"/>
+          <w:b/>
+          <w:bCs/>
+          <w:sz w:val="28"/>
+          <w:szCs w:val="28"/>
+        </w:rPr>
+        <w:t xml:space="preserve"> </w:t>
+      </w:r>
+      <w:r>
+        <w:rPr>
+          <w:rFonts w:asciiTheme="minorEastAsia" w:hAnsiTheme="minorEastAsia" w:hint="eastAsia"/>
+          <w:b/>
+          <w:bCs/>
+        </w:rPr>
+        <w:t xml:space="preserve"> </w:t>
       </w:r>
       <w:r>
         <w:rPr>
@@ -201,7 +294,7 @@
                     </pic:cNvPicPr>
                   </pic:nvPicPr>
                   <pic:blipFill>
-                    <a:blip r:embed="rId4"/>
+                    <a:blip r:embed="rId7"/>
                     <a:stretch>
                       <a:fillRect/>
                     </a:stretch>
@@ -225,7 +318,7 @@
     <w:p>
       <w:pPr>
         <w:rPr>
-          <w:rFonts w:asciiTheme="minorEastAsia" w:hAnsiTheme="minorEastAsia"/>
+          <w:rFonts w:asciiTheme="minorEastAsia" w:hAnsiTheme="minorEastAsia" w:hint="eastAsia"/>
         </w:rPr>
       </w:pPr>
       <w:proofErr w:type="gramStart"/>
@@ -282,6 +375,8 @@
           <w:rFonts w:asciiTheme="minorEastAsia" w:hAnsiTheme="minorEastAsia"/>
           <w:b/>
           <w:bCs/>
+          <w:sz w:val="32"/>
+          <w:szCs w:val="32"/>
         </w:rPr>
         <w:t>预期阵容：</w:t>
       </w:r>
@@ -319,110 +414,132 @@
           <w:rFonts w:asciiTheme="minorEastAsia" w:hAnsiTheme="minorEastAsia"/>
         </w:rPr>
         <w:t>(手牌中)</w:t>
-      </w:r>
-      <w:r>
-        <w:rPr>
-          <w:rFonts w:asciiTheme="minorEastAsia" w:hAnsiTheme="minorEastAsia"/>
-        </w:rPr>
-        <w:br/>
-        <w:t>百眼魔君：自身获得的属性增益能同步作用到手牌中的部将</w:t>
-      </w:r>
-      <w:r>
-        <w:rPr>
-          <w:rFonts w:asciiTheme="minorEastAsia" w:hAnsiTheme="minorEastAsia"/>
-        </w:rPr>
-        <w:br/>
-        <w:t>蜘蛛女王：盘丝洞的核心战力，能获取手牌中所有部将的身材</w:t>
-      </w:r>
-      <w:r>
-        <w:rPr>
-          <w:rFonts w:asciiTheme="minorEastAsia" w:hAnsiTheme="minorEastAsia"/>
-        </w:rPr>
-        <w:br/>
-        <w:t>福星：作为重要经济运转的核心，配合登场效果来反复刷取身材</w:t>
-      </w:r>
-      <w:r>
-        <w:rPr>
-          <w:rFonts w:asciiTheme="minorEastAsia" w:hAnsiTheme="minorEastAsia"/>
-        </w:rPr>
-        <w:br/>
-        <w:t>白晶晶：后期稳定将手牌最大属性部将拉出转化为战力，本身被贴</w:t>
-      </w:r>
-      <w:proofErr w:type="gramStart"/>
-      <w:r>
-        <w:rPr>
-          <w:rFonts w:asciiTheme="minorEastAsia" w:hAnsiTheme="minorEastAsia"/>
-        </w:rPr>
-        <w:t>毒之后</w:t>
-      </w:r>
-      <w:proofErr w:type="gramEnd"/>
-      <w:r>
-        <w:rPr>
-          <w:rFonts w:asciiTheme="minorEastAsia" w:hAnsiTheme="minorEastAsia"/>
-        </w:rPr>
-        <w:t>也是优质频率</w:t>
-      </w:r>
-      <w:r>
-        <w:rPr>
-          <w:rFonts w:asciiTheme="minorEastAsia" w:hAnsiTheme="minorEastAsia"/>
-        </w:rPr>
-        <w:br/>
-        <w:t>春三十娘：【鼓舞】给友方盘丝洞部将贴毒，下毒流的关键</w:t>
-      </w:r>
-      <w:r>
-        <w:rPr>
-          <w:rFonts w:asciiTheme="minorEastAsia" w:hAnsiTheme="minorEastAsia"/>
-        </w:rPr>
-        <w:br/>
-        <w:t>藏茧</w:t>
-      </w:r>
-      <w:proofErr w:type="gramStart"/>
-      <w:r>
-        <w:rPr>
-          <w:rFonts w:asciiTheme="minorEastAsia" w:hAnsiTheme="minorEastAsia"/>
-        </w:rPr>
-        <w:t>蛛</w:t>
-      </w:r>
-      <w:proofErr w:type="gramEnd"/>
-      <w:r>
-        <w:rPr>
-          <w:rFonts w:asciiTheme="minorEastAsia" w:hAnsiTheme="minorEastAsia"/>
-        </w:rPr>
-        <w:t>：使用盘丝洞部将获得身材收益，也是核心战力</w:t>
       </w:r>
     </w:p>
     <w:p>
       <w:pPr>
         <w:rPr>
-          <w:rFonts w:asciiTheme="minorEastAsia" w:hAnsiTheme="minorEastAsia"/>
-          <w:b/>
-          <w:bCs/>
+          <w:rFonts w:asciiTheme="minorEastAsia" w:hAnsiTheme="minorEastAsia" w:hint="eastAsia"/>
         </w:rPr>
       </w:pPr>
-      <w:proofErr w:type="gramStart"/>
-      <w:r>
-        <w:rPr>
-          <w:rFonts w:asciiTheme="minorEastAsia" w:hAnsiTheme="minorEastAsia"/>
-          <w:b/>
-          <w:bCs/>
-        </w:rPr>
-        <w:t>法强</w:t>
-      </w:r>
-      <w:proofErr w:type="gramEnd"/>
-      <w:r>
-        <w:rPr>
-          <w:rFonts w:asciiTheme="minorEastAsia" w:hAnsiTheme="minorEastAsia"/>
-          <w:b/>
-          <w:bCs/>
-        </w:rPr>
-        <w:t>(门徒) 流后期</w:t>
-      </w:r>
       <w:r>
         <w:rPr>
           <w:rFonts w:asciiTheme="minorEastAsia" w:hAnsiTheme="minorEastAsia" w:hint="eastAsia"/>
           <w:b/>
           <w:bCs/>
         </w:rPr>
+        <w:t>核心部将</w:t>
+      </w:r>
+      <w:r>
+        <w:rPr>
+          <w:rFonts w:asciiTheme="minorEastAsia" w:hAnsiTheme="minorEastAsia"/>
+        </w:rPr>
+        <w:br/>
+        <w:t>百眼魔君：自身获得的属性增益能同步作用到手牌中的部将</w:t>
+      </w:r>
+      <w:r>
+        <w:rPr>
+          <w:rFonts w:asciiTheme="minorEastAsia" w:hAnsiTheme="minorEastAsia"/>
+        </w:rPr>
+        <w:br/>
+        <w:t>蜘蛛女王：盘丝洞的核心战力，能获取手牌中所有部将的身材</w:t>
+      </w:r>
+      <w:r>
+        <w:rPr>
+          <w:rFonts w:asciiTheme="minorEastAsia" w:hAnsiTheme="minorEastAsia"/>
+        </w:rPr>
+        <w:br/>
+        <w:t>福星：作为重要经济运转的核心，配合登场效果来反复刷取身材</w:t>
+      </w:r>
+      <w:r>
+        <w:rPr>
+          <w:rFonts w:asciiTheme="minorEastAsia" w:hAnsiTheme="minorEastAsia"/>
+        </w:rPr>
+        <w:br/>
+        <w:t>白晶晶：后期稳定将手牌最大属性部将拉出转化为战力，本身被贴</w:t>
+      </w:r>
+      <w:proofErr w:type="gramStart"/>
+      <w:r>
+        <w:rPr>
+          <w:rFonts w:asciiTheme="minorEastAsia" w:hAnsiTheme="minorEastAsia"/>
+        </w:rPr>
+        <w:t>毒之后</w:t>
+      </w:r>
+      <w:proofErr w:type="gramEnd"/>
+      <w:r>
+        <w:rPr>
+          <w:rFonts w:asciiTheme="minorEastAsia" w:hAnsiTheme="minorEastAsia"/>
+        </w:rPr>
+        <w:t>也是优质频</w:t>
+      </w:r>
+      <w:r>
+        <w:rPr>
+          <w:rFonts w:asciiTheme="minorEastAsia" w:hAnsiTheme="minorEastAsia"/>
+        </w:rPr>
+        <w:lastRenderedPageBreak/>
+        <w:t>率</w:t>
+      </w:r>
+      <w:r>
+        <w:rPr>
+          <w:rFonts w:asciiTheme="minorEastAsia" w:hAnsiTheme="minorEastAsia"/>
+        </w:rPr>
+        <w:br/>
+        <w:t>春三十娘：【鼓舞】给友方盘丝洞部将贴毒，下毒流的关键</w:t>
+      </w:r>
+      <w:r>
+        <w:rPr>
+          <w:rFonts w:asciiTheme="minorEastAsia" w:hAnsiTheme="minorEastAsia"/>
+        </w:rPr>
+        <w:br/>
+        <w:t>藏茧</w:t>
+      </w:r>
+      <w:proofErr w:type="gramStart"/>
+      <w:r>
+        <w:rPr>
+          <w:rFonts w:asciiTheme="minorEastAsia" w:hAnsiTheme="minorEastAsia"/>
+        </w:rPr>
+        <w:t>蛛</w:t>
+      </w:r>
+      <w:proofErr w:type="gramEnd"/>
+      <w:r>
+        <w:rPr>
+          <w:rFonts w:asciiTheme="minorEastAsia" w:hAnsiTheme="minorEastAsia"/>
+        </w:rPr>
+        <w:t>：使用盘丝洞部将获得身材收益，也是核心战力</w:t>
+      </w:r>
+    </w:p>
+    <w:p>
+      <w:pPr>
+        <w:rPr>
+          <w:rFonts w:asciiTheme="minorEastAsia" w:hAnsiTheme="minorEastAsia" w:hint="eastAsia"/>
+          <w:b/>
+          <w:bCs/>
+        </w:rPr>
+      </w:pPr>
+      <w:proofErr w:type="gramStart"/>
+      <w:r>
+        <w:rPr>
+          <w:rFonts w:asciiTheme="minorEastAsia" w:hAnsiTheme="minorEastAsia"/>
+          <w:b/>
+          <w:bCs/>
+        </w:rPr>
+        <w:t>法强</w:t>
+      </w:r>
+      <w:proofErr w:type="gramEnd"/>
+      <w:r>
+        <w:rPr>
+          <w:rFonts w:asciiTheme="minorEastAsia" w:hAnsiTheme="minorEastAsia"/>
+          <w:b/>
+          <w:bCs/>
+        </w:rPr>
+        <w:t>(门徒)流后期</w:t>
+      </w:r>
+      <w:r>
+        <w:rPr>
+          <w:rFonts w:asciiTheme="minorEastAsia" w:hAnsiTheme="minorEastAsia" w:hint="eastAsia"/>
+          <w:b/>
+          <w:bCs/>
+        </w:rPr>
         <w:t xml:space="preserve"> </w:t>
       </w:r>
       <w:r>
@@ -430,7 +547,6 @@
           <w:rFonts w:asciiTheme="minorEastAsia" w:hAnsiTheme="minorEastAsia"/>
           <w:noProof/>
         </w:rPr>
-        <w:lastRenderedPageBreak/>
         <w:drawing>
           <wp:inline distT="0" distB="0" distL="0" distR="0" wp14:anchorId="21E90AA9" wp14:editId="25732B0C">
             <wp:extent cx="5274310" cy="2349500"/>
@@ -447,7 +563,7 @@
                     <pic:cNvPicPr/>
                   </pic:nvPicPr>
                   <pic:blipFill>
-                    <a:blip r:embed="rId5"/>
+                    <a:blip r:embed="rId8"/>
                     <a:stretch>
                       <a:fillRect/>
                     </a:stretch>
@@ -471,7 +587,7 @@
     <w:p>
       <w:pPr>
         <w:rPr>
-          <w:rFonts w:asciiTheme="minorEastAsia" w:hAnsiTheme="minorEastAsia"/>
+          <w:rFonts w:asciiTheme="minorEastAsia" w:hAnsiTheme="minorEastAsia" w:hint="eastAsia"/>
         </w:rPr>
       </w:pPr>
       <w:r>
@@ -530,7 +646,21 @@
           <w:rFonts w:asciiTheme="minorEastAsia" w:hAnsiTheme="minorEastAsia"/>
         </w:rPr>
         <w:br/>
-        <w:t>紫霞门徒：登场释放记住的法术，既可以提升战力，也可以是经济组件</w:t>
+        <w:t>紫霞门徒：登场释放记住的法术，既可以</w:t>
+      </w:r>
+      <w:proofErr w:type="gramStart"/>
+      <w:r>
+        <w:rPr>
+          <w:rFonts w:asciiTheme="minorEastAsia" w:hAnsiTheme="minorEastAsia"/>
+        </w:rPr>
+        <w:t>提升战</w:t>
+      </w:r>
+      <w:proofErr w:type="gramEnd"/>
+      <w:r>
+        <w:rPr>
+          <w:rFonts w:asciiTheme="minorEastAsia" w:hAnsiTheme="minorEastAsia"/>
+        </w:rPr>
+        <w:t>力，也可以是经济组件</w:t>
       </w:r>
       <w:r>
         <w:rPr>
@@ -653,7 +783,7 @@
     <w:p>
       <w:pPr>
         <w:rPr>
-          <w:rFonts w:asciiTheme="minorEastAsia" w:hAnsiTheme="minorEastAsia"/>
+          <w:rFonts w:asciiTheme="minorEastAsia" w:hAnsiTheme="minorEastAsia" w:hint="eastAsia"/>
           <w:b/>
           <w:bCs/>
         </w:rPr>
@@ -673,6 +803,7 @@
           <w:rFonts w:asciiTheme="minorEastAsia" w:hAnsiTheme="minorEastAsia"/>
           <w:b/>
           <w:bCs/>
+          <w:noProof/>
         </w:rPr>
         <w:drawing>
           <wp:inline distT="0" distB="0" distL="0" distR="0" wp14:anchorId="3A4B8B3F" wp14:editId="21C6138D">
@@ -690,7 +821,7 @@
                     <pic:cNvPicPr/>
                   </pic:nvPicPr>
                   <pic:blipFill>
-                    <a:blip r:embed="rId6"/>
+                    <a:blip r:embed="rId9"/>
                     <a:stretch>
                       <a:fillRect/>
                     </a:stretch>
@@ -714,7 +845,7 @@
     <w:p>
       <w:pPr>
         <w:rPr>
-          <w:rFonts w:asciiTheme="minorEastAsia" w:hAnsiTheme="minorEastAsia"/>
+          <w:rFonts w:asciiTheme="minorEastAsia" w:hAnsiTheme="minorEastAsia" w:hint="eastAsia"/>
           <w:b/>
           <w:bCs/>
         </w:rPr>
@@ -731,13 +862,14 @@
     <w:p>
       <w:pPr>
         <w:rPr>
-          <w:rFonts w:asciiTheme="minorEastAsia" w:hAnsiTheme="minorEastAsia"/>
+          <w:rFonts w:asciiTheme="minorEastAsia" w:hAnsiTheme="minorEastAsia" w:hint="eastAsia"/>
         </w:rPr>
       </w:pPr>
       <w:r>
         <w:rPr>
           <w:rFonts w:asciiTheme="minorEastAsia" w:hAnsiTheme="minorEastAsia"/>
         </w:rPr>
+        <w:lastRenderedPageBreak/>
         <w:t>香火</w:t>
       </w:r>
       <w:proofErr w:type="gramStart"/>
@@ -825,7 +957,6 @@
         <w:rPr>
           <w:rFonts w:asciiTheme="minorEastAsia" w:hAnsiTheme="minorEastAsia"/>
         </w:rPr>
-        <w:lastRenderedPageBreak/>
         <w:t>冥</w:t>
       </w:r>
       <w:proofErr w:type="gramEnd"/>
@@ -853,7 +984,7 @@
     <w:p>
       <w:pPr>
         <w:rPr>
-          <w:rFonts w:asciiTheme="minorEastAsia" w:hAnsiTheme="minorEastAsia"/>
+          <w:rFonts w:asciiTheme="minorEastAsia" w:hAnsiTheme="minorEastAsia" w:hint="eastAsia"/>
         </w:rPr>
       </w:pPr>
       <w:r>
@@ -880,7 +1011,7 @@
     <w:p>
       <w:pPr>
         <w:rPr>
-          <w:rFonts w:asciiTheme="minorEastAsia" w:hAnsiTheme="minorEastAsia"/>
+          <w:rFonts w:asciiTheme="minorEastAsia" w:hAnsiTheme="minorEastAsia" w:hint="eastAsia"/>
           <w:b/>
           <w:bCs/>
         </w:rPr>
@@ -897,7 +1028,7 @@
     <w:p>
       <w:pPr>
         <w:rPr>
-          <w:rFonts w:asciiTheme="minorEastAsia" w:hAnsiTheme="minorEastAsia"/>
+          <w:rFonts w:asciiTheme="minorEastAsia" w:hAnsiTheme="minorEastAsia" w:hint="eastAsia"/>
         </w:rPr>
       </w:pPr>
       <w:r>
@@ -1039,7 +1170,7 @@
     <w:p>
       <w:pPr>
         <w:rPr>
-          <w:rFonts w:asciiTheme="minorEastAsia" w:hAnsiTheme="minorEastAsia"/>
+          <w:rFonts w:asciiTheme="minorEastAsia" w:hAnsiTheme="minorEastAsia" w:hint="eastAsia"/>
         </w:rPr>
       </w:pPr>
       <w:r>
@@ -1085,6 +1216,68 @@
     </w:sectPr>
   </w:body>
 </w:document>
+</file>
+
+<file path=word/endnotes.xml><?xml version="1.0" encoding="utf-8"?>
+<w:endnotes xmlns:wpc="http://schemas.microsoft.com/office/word/2010/wordprocessingCanvas" xmlns:cx="http://schemas.microsoft.com/office/drawing/2014/chartex" xmlns:cx1="http://schemas.microsoft.com/office/drawing/2015/9/8/chartex" xmlns:cx2="http://schemas.microsoft.com/office/drawing/2015/10/21/chartex" xmlns:cx3="http://schemas.microsoft.com/office/drawing/2016/5/9/chartex" xmlns:cx4="http://schemas.microsoft.com/office/drawing/2016/5/10/chartex" xmlns:cx5="http://schemas.microsoft.com/office/drawing/2016/5/11/chartex" xmlns:cx6="http://schemas.microsoft.com/office/drawing/2016/5/12/chartex" xmlns:cx7="http://schemas.microsoft.com/office/drawing/2016/5/13/chartex" xmlns:cx8="http://schemas.microsoft.com/office/drawing/2016/5/14/chartex" xmlns:mc="http://schemas.openxmlformats.org/markup-compatibility/2006" xmlns:aink="http://schemas.microsoft.com/office/drawing/2016/ink" xmlns:am3d="http://schemas.microsoft.com/office/drawing/2017/model3d" xmlns:o="urn:schemas-microsoft-com:office:office" xmlns:oel="http://schemas.microsoft.com/office/2019/extlst" xmlns:r="http://schemas.openxmlformats.org/officeDocument/2006/relationships" xmlns:m="http://schemas.openxmlformats.org/officeDocument/2006/math" xmlns:v="urn:schemas-microsoft-com:vml" xmlns:wp14="http://schemas.microsoft.com/office/word/2010/wordprocessingDrawing" xmlns:wp="http://schemas.openxmlformats.org/drawingml/2006/wordprocessingDrawing" xmlns:w10="urn:schemas-microsoft-com:office:word" xmlns:w="http://schemas.openxmlformats.org/wordprocessingml/2006/main" xmlns:w14="http://schemas.microsoft.com/office/word/2010/wordml" xmlns:w15="http://schemas.microsoft.com/office/word/2012/wordml" xmlns:w16cex="http://schemas.microsoft.com/office/word/2018/wordml/cex" xmlns:w16cid="http://schemas.microsoft.com/office/word/2016/wordml/cid" xmlns:w16="http://schemas.microsoft.com/office/word/2018/wordml" xmlns:w16du="http://schemas.microsoft.com/office/word/2023/wordml/word16du" xmlns:w16sdtdh="http://schemas.microsoft.com/office/word/2020/wordml/sdtdatahash" xmlns:w16sdtfl="http://schemas.microsoft.com/office/word/2024/wordml/sdtformatlock" xmlns:w16se="http://schemas.microsoft.com/office/word/2015/wordml/symex" xmlns:wpg="http://schemas.microsoft.com/office/word/2010/wordprocessingGroup" xmlns:wpi="http://schemas.microsoft.com/office/word/2010/wordprocessingInk" xmlns:wne="http://schemas.microsoft.com/office/word/2006/wordml" xmlns:wps="http://schemas.microsoft.com/office/word/2010/wordprocessingShape" mc:Ignorable="w14 w15 w16se w16cid w16 w16cex w16sdtdh w16sdtfl w16du wp14">
+  <w:endnote w:type="separator" w:id="-1">
+    <w:p>
+      <w:pPr>
+        <w:spacing w:after="0" w:line="240" w:lineRule="auto"/>
+        <w:rPr>
+          <w:rFonts w:hint="eastAsia"/>
+        </w:rPr>
+      </w:pPr>
+      <w:r>
+        <w:separator/>
+      </w:r>
+    </w:p>
+  </w:endnote>
+  <w:endnote w:type="continuationSeparator" w:id="0">
+    <w:p>
+      <w:pPr>
+        <w:spacing w:after="0" w:line="240" w:lineRule="auto"/>
+        <w:rPr>
+          <w:rFonts w:hint="eastAsia"/>
+        </w:rPr>
+      </w:pPr>
+      <w:r>
+        <w:continuationSeparator/>
+      </w:r>
+    </w:p>
+  </w:endnote>
+</w:endnotes>
+</file>
+
+<file path=word/footnotes.xml><?xml version="1.0" encoding="utf-8"?>
+<w:footnotes xmlns:wpc="http://schemas.microsoft.com/office/word/2010/wordprocessingCanvas" xmlns:cx="http://schemas.microsoft.com/office/drawing/2014/chartex" xmlns:cx1="http://schemas.microsoft.com/office/drawing/2015/9/8/chartex" xmlns:cx2="http://schemas.microsoft.com/office/drawing/2015/10/21/chartex" xmlns:cx3="http://schemas.microsoft.com/office/drawing/2016/5/9/chartex" xmlns:cx4="http://schemas.microsoft.com/office/drawing/2016/5/10/chartex" xmlns:cx5="http://schemas.microsoft.com/office/drawing/2016/5/11/chartex" xmlns:cx6="http://schemas.microsoft.com/office/drawing/2016/5/12/chartex" xmlns:cx7="http://schemas.microsoft.com/office/drawing/2016/5/13/chartex" xmlns:cx8="http://schemas.microsoft.com/office/drawing/2016/5/14/chartex" xmlns:mc="http://schemas.openxmlformats.org/markup-compatibility/2006" xmlns:aink="http://schemas.microsoft.com/office/drawing/2016/ink" xmlns:am3d="http://schemas.microsoft.com/office/drawing/2017/model3d" xmlns:o="urn:schemas-microsoft-com:office:office" xmlns:oel="http://schemas.microsoft.com/office/2019/extlst" xmlns:r="http://schemas.openxmlformats.org/officeDocument/2006/relationships" xmlns:m="http://schemas.openxmlformats.org/officeDocument/2006/math" xmlns:v="urn:schemas-microsoft-com:vml" xmlns:wp14="http://schemas.microsoft.com/office/word/2010/wordprocessingDrawing" xmlns:wp="http://schemas.openxmlformats.org/drawingml/2006/wordprocessingDrawing" xmlns:w10="urn:schemas-microsoft-com:office:word" xmlns:w="http://schemas.openxmlformats.org/wordprocessingml/2006/main" xmlns:w14="http://schemas.microsoft.com/office/word/2010/wordml" xmlns:w15="http://schemas.microsoft.com/office/word/2012/wordml" xmlns:w16cex="http://schemas.microsoft.com/office/word/2018/wordml/cex" xmlns:w16cid="http://schemas.microsoft.com/office/word/2016/wordml/cid" xmlns:w16="http://schemas.microsoft.com/office/word/2018/wordml" xmlns:w16du="http://schemas.microsoft.com/office/word/2023/wordml/word16du" xmlns:w16sdtdh="http://schemas.microsoft.com/office/word/2020/wordml/sdtdatahash" xmlns:w16sdtfl="http://schemas.microsoft.com/office/word/2024/wordml/sdtformatlock" xmlns:w16se="http://schemas.microsoft.com/office/word/2015/wordml/symex" xmlns:wpg="http://schemas.microsoft.com/office/word/2010/wordprocessingGroup" xmlns:wpi="http://schemas.microsoft.com/office/word/2010/wordprocessingInk" xmlns:wne="http://schemas.microsoft.com/office/word/2006/wordml" xmlns:wps="http://schemas.microsoft.com/office/word/2010/wordprocessingShape" mc:Ignorable="w14 w15 w16se w16cid w16 w16cex w16sdtdh w16sdtfl w16du wp14">
+  <w:footnote w:type="separator" w:id="-1">
+    <w:p>
+      <w:pPr>
+        <w:spacing w:after="0" w:line="240" w:lineRule="auto"/>
+        <w:rPr>
+          <w:rFonts w:hint="eastAsia"/>
+        </w:rPr>
+      </w:pPr>
+      <w:r>
+        <w:separator/>
+      </w:r>
+    </w:p>
+  </w:footnote>
+  <w:footnote w:type="continuationSeparator" w:id="0">
+    <w:p>
+      <w:pPr>
+        <w:spacing w:after="0" w:line="240" w:lineRule="auto"/>
+        <w:rPr>
+          <w:rFonts w:hint="eastAsia"/>
+        </w:rPr>
+      </w:pPr>
+      <w:r>
+        <w:continuationSeparator/>
+      </w:r>
+    </w:p>
+  </w:footnote>
+</w:footnotes>
 </file>
 
 <file path=word/styles.xml><?xml version="1.0" encoding="utf-8"?>
@@ -1694,6 +1887,7 @@
   <w:style w:type="character" w:default="1" w:styleId="a0">
     <w:name w:val="Default Paragraph Font"/>
     <w:uiPriority w:val="1"/>
+    <w:semiHidden/>
     <w:unhideWhenUsed/>
   </w:style>
   <w:style w:type="table" w:default="1" w:styleId="a1">
@@ -2008,6 +2202,69 @@
       <w:smallCaps/>
       <w:color w:val="2F5496" w:themeColor="accent1" w:themeShade="BF"/>
       <w:spacing w:val="5"/>
+    </w:rPr>
+  </w:style>
+  <w:style w:type="paragraph" w:styleId="ae">
+    <w:name w:val="header"/>
+    <w:basedOn w:val="a"/>
+    <w:link w:val="af"/>
+    <w:uiPriority w:val="99"/>
+    <w:unhideWhenUsed/>
+    <w:rsid w:val="00AB54DB"/>
+    <w:pPr>
+      <w:tabs>
+        <w:tab w:val="center" w:pos="4153"/>
+        <w:tab w:val="right" w:pos="8306"/>
+      </w:tabs>
+      <w:snapToGrid w:val="0"/>
+      <w:spacing w:line="240" w:lineRule="auto"/>
+      <w:jc w:val="center"/>
+    </w:pPr>
+    <w:rPr>
+      <w:sz w:val="18"/>
+      <w:szCs w:val="18"/>
+    </w:rPr>
+  </w:style>
+  <w:style w:type="character" w:customStyle="1" w:styleId="af">
+    <w:name w:val="页眉 字符"/>
+    <w:basedOn w:val="a0"/>
+    <w:link w:val="ae"/>
+    <w:uiPriority w:val="99"/>
+    <w:rsid w:val="00AB54DB"/>
+    <w:rPr>
+      <w:sz w:val="18"/>
+      <w:szCs w:val="18"/>
+    </w:rPr>
+  </w:style>
+  <w:style w:type="paragraph" w:styleId="af0">
+    <w:name w:val="footer"/>
+    <w:basedOn w:val="a"/>
+    <w:link w:val="af1"/>
+    <w:uiPriority w:val="99"/>
+    <w:unhideWhenUsed/>
+    <w:rsid w:val="00AB54DB"/>
+    <w:pPr>
+      <w:tabs>
+        <w:tab w:val="center" w:pos="4153"/>
+        <w:tab w:val="right" w:pos="8306"/>
+      </w:tabs>
+      <w:snapToGrid w:val="0"/>
+      <w:spacing w:line="240" w:lineRule="auto"/>
+    </w:pPr>
+    <w:rPr>
+      <w:sz w:val="18"/>
+      <w:szCs w:val="18"/>
+    </w:rPr>
+  </w:style>
+  <w:style w:type="character" w:customStyle="1" w:styleId="af1">
+    <w:name w:val="页脚 字符"/>
+    <w:basedOn w:val="a0"/>
+    <w:link w:val="af0"/>
+    <w:uiPriority w:val="99"/>
+    <w:rsid w:val="00AB54DB"/>
+    <w:rPr>
+      <w:sz w:val="18"/>
+      <w:szCs w:val="18"/>
     </w:rPr>
   </w:style>
 </w:styles>

--- a/工作-大圣牌/战棋/assets/势力-盘丝洞/玩法流派.docx
+++ b/工作-大圣牌/战棋/assets/势力-盘丝洞/玩法流派.docx
@@ -1,6 +1,6 @@
 
 <file path=word/document.xml><?xml version="1.0" encoding="utf-8"?>
-<w:document xmlns:wpc="http://schemas.microsoft.com/office/word/2010/wordprocessingCanvas" xmlns:cx="http://schemas.microsoft.com/office/drawing/2014/chartex" xmlns:cx1="http://schemas.microsoft.com/office/drawing/2015/9/8/chartex" xmlns:cx2="http://schemas.microsoft.com/office/drawing/2015/10/21/chartex" xmlns:cx3="http://schemas.microsoft.com/office/drawing/2016/5/9/chartex" xmlns:cx4="http://schemas.microsoft.com/office/drawing/2016/5/10/chartex" xmlns:cx5="http://schemas.microsoft.com/office/drawing/2016/5/11/chartex" xmlns:cx6="http://schemas.microsoft.com/office/drawing/2016/5/12/chartex" xmlns:cx7="http://schemas.microsoft.com/office/drawing/2016/5/13/chartex" xmlns:cx8="http://schemas.microsoft.com/office/drawing/2016/5/14/chartex" xmlns:mc="http://schemas.openxmlformats.org/markup-compatibility/2006" xmlns:aink="http://schemas.microsoft.com/office/drawing/2016/ink" xmlns:am3d="http://schemas.microsoft.com/office/drawing/2017/model3d" xmlns:o="urn:schemas-microsoft-com:office:office" xmlns:oel="http://schemas.microsoft.com/office/2019/extlst" xmlns:r="http://schemas.openxmlformats.org/officeDocument/2006/relationships" xmlns:m="http://schemas.openxmlformats.org/officeDocument/2006/math" xmlns:v="urn:schemas-microsoft-com:vml" xmlns:wp14="http://schemas.microsoft.com/office/word/2010/wordprocessingDrawing" xmlns:wp="http://schemas.openxmlformats.org/drawingml/2006/wordprocessingDrawing" xmlns:w10="urn:schemas-microsoft-com:office:word" xmlns:w="http://schemas.openxmlformats.org/wordprocessingml/2006/main" xmlns:w14="http://schemas.microsoft.com/office/word/2010/wordml" xmlns:w15="http://schemas.microsoft.com/office/word/2012/wordml" xmlns:w16cex="http://schemas.microsoft.com/office/word/2018/wordml/cex" xmlns:w16cid="http://schemas.microsoft.com/office/word/2016/wordml/cid" xmlns:w16="http://schemas.microsoft.com/office/word/2018/wordml" xmlns:w16du="http://schemas.microsoft.com/office/word/2023/wordml/word16du" xmlns:w16sdtdh="http://schemas.microsoft.com/office/word/2020/wordml/sdtdatahash" xmlns:w16sdtfl="http://schemas.microsoft.com/office/word/2024/wordml/sdtformatlock" xmlns:w16se="http://schemas.microsoft.com/office/word/2015/wordml/symex" xmlns:wpg="http://schemas.microsoft.com/office/word/2010/wordprocessingGroup" xmlns:wpi="http://schemas.microsoft.com/office/word/2010/wordprocessingInk" xmlns:wne="http://schemas.microsoft.com/office/word/2006/wordml" xmlns:wps="http://schemas.microsoft.com/office/word/2010/wordprocessingShape" mc:Ignorable="w14 w15 w16se w16cid w16 w16cex w16sdtdh w16sdtfl w16du wp14">
+<w:document xmlns:wpc="http://schemas.microsoft.com/office/word/2010/wordprocessingCanvas" xmlns:cx="http://schemas.microsoft.com/office/drawing/2014/chartex" xmlns:cx1="http://schemas.microsoft.com/office/drawing/2015/9/8/chartex" xmlns:cx2="http://schemas.microsoft.com/office/drawing/2015/10/21/chartex" xmlns:cx3="http://schemas.microsoft.com/office/drawing/2016/5/9/chartex" xmlns:cx4="http://schemas.microsoft.com/office/drawing/2016/5/10/chartex" xmlns:cx5="http://schemas.microsoft.com/office/drawing/2016/5/11/chartex" xmlns:cx6="http://schemas.microsoft.com/office/drawing/2016/5/12/chartex" xmlns:cx7="http://schemas.microsoft.com/office/drawing/2016/5/13/chartex" xmlns:cx8="http://schemas.microsoft.com/office/drawing/2016/5/14/chartex" xmlns:mc="http://schemas.openxmlformats.org/markup-compatibility/2006" xmlns:aink="http://schemas.microsoft.com/office/drawing/2016/ink" xmlns:am3d="http://schemas.microsoft.com/office/drawing/2017/model3d" xmlns:o="urn:schemas-microsoft-com:office:office" xmlns:oel="http://schemas.microsoft.com/office/2019/extlst" xmlns:r="http://schemas.openxmlformats.org/officeDocument/2006/relationships" xmlns:m="http://schemas.openxmlformats.org/officeDocument/2006/math" xmlns:v="urn:schemas-microsoft-com:vml" xmlns:wp14="http://schemas.microsoft.com/office/word/2010/wordprocessingDrawing" xmlns:wp="http://schemas.openxmlformats.org/drawingml/2006/wordprocessingDrawing" xmlns:w10="urn:schemas-microsoft-com:office:word" xmlns:w="http://schemas.openxmlformats.org/wordprocessingml/2006/main" xmlns:w14="http://schemas.microsoft.com/office/word/2010/wordml" xmlns:w15="http://schemas.microsoft.com/office/word/2012/wordml" xmlns:w16cei="http://schemas.microsoft.com/office/word/2026/wordml/cei" xmlns:w16cex="http://schemas.microsoft.com/office/word/2018/wordml/cex" xmlns:w16cid="http://schemas.microsoft.com/office/word/2016/wordml/cid" xmlns:w16="http://schemas.microsoft.com/office/word/2018/wordml" xmlns:w16du="http://schemas.microsoft.com/office/word/2023/wordml/word16du" xmlns:w16sdtdh="http://schemas.microsoft.com/office/word/2020/wordml/sdtdatahash" xmlns:w16sdtfl="http://schemas.microsoft.com/office/word/2024/wordml/sdtformatlock" xmlns:w16se="http://schemas.microsoft.com/office/word/2015/wordml/symex" xmlns:wpg="http://schemas.microsoft.com/office/word/2010/wordprocessingGroup" xmlns:wpi="http://schemas.microsoft.com/office/word/2010/wordprocessingInk" xmlns:wne="http://schemas.microsoft.com/office/word/2006/wordml" xmlns:wps="http://schemas.microsoft.com/office/word/2010/wordprocessingShape" mc:Ignorable="w14 w15 w16se w16cid w16 w16cex w16sdtdh w16sdtfl w16du wp14">
   <w:body>
     <w:p>
       <w:pPr>
@@ -60,113 +60,37 @@
     <w:p>
       <w:pPr>
         <w:rPr>
-          <w:rFonts w:asciiTheme="minorEastAsia" w:hAnsiTheme="minorEastAsia"/>
-        </w:rPr>
-      </w:pPr>
+          <w:rFonts w:asciiTheme="minorEastAsia" w:hAnsiTheme="minorEastAsia" w:hint="eastAsia"/>
+        </w:rPr>
+      </w:pPr>
+      <w:r>
+        <w:rPr>
+          <w:rFonts w:asciiTheme="minorEastAsia" w:hAnsiTheme="minorEastAsia"/>
+        </w:rPr>
+        <w:t>通过织娘和伏洞蛛保证战力，在拿到藏茧蛛或者金壳蛛之后就可以考虑玩手牌鱼这一套，如果另外法强流的核心</w:t>
+      </w:r>
       <w:proofErr w:type="gramStart"/>
       <w:r>
         <w:rPr>
           <w:rFonts w:asciiTheme="minorEastAsia" w:hAnsiTheme="minorEastAsia"/>
         </w:rPr>
-        <w:t>通过织娘和</w:t>
+        <w:t>(濯垢泉灵)</w:t>
       </w:r>
       <w:proofErr w:type="gramEnd"/>
       <w:r>
         <w:rPr>
           <w:rFonts w:asciiTheme="minorEastAsia" w:hAnsiTheme="minorEastAsia"/>
         </w:rPr>
-        <w:t>伏洞</w:t>
+        <w:t>来的早，且有龙宫势力</w:t>
       </w:r>
       <w:proofErr w:type="gramStart"/>
       <w:r>
         <w:rPr>
-          <w:rFonts w:asciiTheme="minorEastAsia" w:hAnsiTheme="minorEastAsia"/>
-        </w:rPr>
-        <w:t>蛛</w:t>
+          <w:rFonts w:asciiTheme="minorEastAsia" w:hAnsiTheme="minorEastAsia" w:hint="eastAsia"/>
+        </w:rPr>
+        <w:t>(小鼍龙)</w:t>
       </w:r>
       <w:proofErr w:type="gramEnd"/>
-      <w:r>
-        <w:rPr>
-          <w:rFonts w:asciiTheme="minorEastAsia" w:hAnsiTheme="minorEastAsia"/>
-        </w:rPr>
-        <w:t>保证战力，在拿到藏茧</w:t>
-      </w:r>
-      <w:proofErr w:type="gramStart"/>
-      <w:r>
-        <w:rPr>
-          <w:rFonts w:asciiTheme="minorEastAsia" w:hAnsiTheme="minorEastAsia"/>
-        </w:rPr>
-        <w:t>蛛</w:t>
-      </w:r>
-      <w:proofErr w:type="gramEnd"/>
-      <w:r>
-        <w:rPr>
-          <w:rFonts w:asciiTheme="minorEastAsia" w:hAnsiTheme="minorEastAsia"/>
-        </w:rPr>
-        <w:t>或者金壳</w:t>
-      </w:r>
-      <w:proofErr w:type="gramStart"/>
-      <w:r>
-        <w:rPr>
-          <w:rFonts w:asciiTheme="minorEastAsia" w:hAnsiTheme="minorEastAsia"/>
-        </w:rPr>
-        <w:t>蛛</w:t>
-      </w:r>
-      <w:proofErr w:type="gramEnd"/>
-      <w:r>
-        <w:rPr>
-          <w:rFonts w:asciiTheme="minorEastAsia" w:hAnsiTheme="minorEastAsia"/>
-        </w:rPr>
-        <w:t>之后就可以考虑</w:t>
-      </w:r>
-      <w:proofErr w:type="gramStart"/>
-      <w:r>
-        <w:rPr>
-          <w:rFonts w:asciiTheme="minorEastAsia" w:hAnsiTheme="minorEastAsia"/>
-        </w:rPr>
-        <w:t>玩手牌鱼这</w:t>
-      </w:r>
-      <w:proofErr w:type="gramEnd"/>
-      <w:r>
-        <w:rPr>
-          <w:rFonts w:asciiTheme="minorEastAsia" w:hAnsiTheme="minorEastAsia"/>
-        </w:rPr>
-        <w:t>一套，如果另外法强流的核心(</w:t>
-      </w:r>
-      <w:proofErr w:type="gramStart"/>
-      <w:r>
-        <w:rPr>
-          <w:rFonts w:asciiTheme="minorEastAsia" w:hAnsiTheme="minorEastAsia"/>
-        </w:rPr>
-        <w:t>濯垢泉灵</w:t>
-      </w:r>
-      <w:proofErr w:type="gramEnd"/>
-      <w:r>
-        <w:rPr>
-          <w:rFonts w:asciiTheme="minorEastAsia" w:hAnsiTheme="minorEastAsia"/>
-        </w:rPr>
-        <w:t>)来的早，且有龙宫势力</w:t>
-      </w:r>
-      <w:r>
-        <w:rPr>
-          <w:rFonts w:asciiTheme="minorEastAsia" w:hAnsiTheme="minorEastAsia" w:hint="eastAsia"/>
-        </w:rPr>
-        <w:t>(小</w:t>
-      </w:r>
-      <w:proofErr w:type="gramStart"/>
-      <w:r>
-        <w:rPr>
-          <w:rFonts w:asciiTheme="minorEastAsia" w:hAnsiTheme="minorEastAsia" w:hint="eastAsia"/>
-        </w:rPr>
-        <w:t>鼍</w:t>
-      </w:r>
-      <w:proofErr w:type="gramEnd"/>
-      <w:r>
-        <w:rPr>
-          <w:rFonts w:asciiTheme="minorEastAsia" w:hAnsiTheme="minorEastAsia" w:hint="eastAsia"/>
-        </w:rPr>
-        <w:t>龙)</w:t>
-      </w:r>
       <w:r>
         <w:rPr>
           <w:rFonts w:asciiTheme="minorEastAsia" w:hAnsiTheme="minorEastAsia"/>
@@ -229,7 +153,6 @@
           <w:bCs/>
         </w:rPr>
       </w:pPr>
-      <w:proofErr w:type="gramStart"/>
       <w:r>
         <w:rPr>
           <w:rFonts w:asciiTheme="minorEastAsia" w:hAnsiTheme="minorEastAsia"/>
@@ -240,7 +163,6 @@
         </w:rPr>
         <w:t>手牌流后期</w:t>
       </w:r>
-      <w:proofErr w:type="gramEnd"/>
       <w:r>
         <w:rPr>
           <w:rFonts w:asciiTheme="minorEastAsia" w:hAnsiTheme="minorEastAsia" w:hint="eastAsia"/>
@@ -321,53 +243,17 @@
           <w:rFonts w:asciiTheme="minorEastAsia" w:hAnsiTheme="minorEastAsia" w:hint="eastAsia"/>
         </w:rPr>
       </w:pPr>
-      <w:proofErr w:type="gramStart"/>
-      <w:r>
-        <w:rPr>
-          <w:rFonts w:asciiTheme="minorEastAsia" w:hAnsiTheme="minorEastAsia"/>
-        </w:rPr>
-        <w:t>成型刚需大量</w:t>
-      </w:r>
-      <w:proofErr w:type="gramEnd"/>
-      <w:r>
-        <w:rPr>
-          <w:rFonts w:asciiTheme="minorEastAsia" w:hAnsiTheme="minorEastAsia"/>
-        </w:rPr>
-        <w:t>的经济，通过先锋和</w:t>
-      </w:r>
-      <w:proofErr w:type="gramStart"/>
-      <w:r>
-        <w:rPr>
-          <w:rFonts w:asciiTheme="minorEastAsia" w:hAnsiTheme="minorEastAsia"/>
-        </w:rPr>
-        <w:t>蛛</w:t>
-      </w:r>
-      <w:proofErr w:type="gramEnd"/>
-      <w:r>
-        <w:rPr>
-          <w:rFonts w:asciiTheme="minorEastAsia" w:hAnsiTheme="minorEastAsia"/>
-        </w:rPr>
-        <w:t>母这两个经济组件不断使用盘丝洞部将来触发藏茧</w:t>
-      </w:r>
-      <w:proofErr w:type="gramStart"/>
-      <w:r>
-        <w:rPr>
-          <w:rFonts w:asciiTheme="minorEastAsia" w:hAnsiTheme="minorEastAsia"/>
-        </w:rPr>
-        <w:t>蛛</w:t>
-      </w:r>
-      <w:proofErr w:type="gramEnd"/>
-      <w:r>
-        <w:rPr>
-          <w:rFonts w:asciiTheme="minorEastAsia" w:hAnsiTheme="minorEastAsia"/>
-        </w:rPr>
-        <w:t>的buff效果，或是利用多势力buff我们的百眼魔君来获得额外手牌中身材，终局用蜘蛛女王作为核心战力</w:t>
-      </w:r>
-    </w:p>
-    <w:p>
-      <w:pPr>
-        <w:rPr>
-          <w:rFonts w:asciiTheme="minorEastAsia" w:hAnsiTheme="minorEastAsia"/>
+      <w:r>
+        <w:rPr>
+          <w:rFonts w:asciiTheme="minorEastAsia" w:hAnsiTheme="minorEastAsia"/>
+        </w:rPr>
+        <w:t>成型刚需大量的经济，通过先锋和蛛母这两个经济组件不断使用盘丝洞部将来触发藏茧蛛的buff效果，或是利用多势力buff我们的百眼魔君来获得额外手牌中身材，终局用蜘蛛女王作为核心战力</w:t>
+      </w:r>
+    </w:p>
+    <w:p>
+      <w:pPr>
+        <w:rPr>
+          <w:rFonts w:asciiTheme="minorEastAsia" w:hAnsiTheme="minorEastAsia" w:hint="eastAsia"/>
         </w:rPr>
       </w:pPr>
       <w:r>
@@ -385,36 +271,30 @@
           <w:rFonts w:asciiTheme="minorEastAsia" w:hAnsiTheme="minorEastAsia"/>
         </w:rPr>
         <w:br/>
-        <w:t>百眼魔君 蜘蛛女王 福星 白晶晶x2 春三十娘 x2 藏茧</w:t>
+        <w:t>百眼魔君 蜘蛛女王 福星 白晶晶x2 春三十娘 x2 藏茧蛛</w:t>
       </w:r>
       <w:proofErr w:type="gramStart"/>
       <w:r>
         <w:rPr>
           <w:rFonts w:asciiTheme="minorEastAsia" w:hAnsiTheme="minorEastAsia"/>
         </w:rPr>
-        <w:t>蛛</w:t>
+        <w:t>(手牌中)</w:t>
       </w:r>
       <w:proofErr w:type="gramEnd"/>
       <w:r>
         <w:rPr>
           <w:rFonts w:asciiTheme="minorEastAsia" w:hAnsiTheme="minorEastAsia"/>
         </w:rPr>
-        <w:t>(手牌中)/金壳</w:t>
+        <w:t>/金壳蛛</w:t>
       </w:r>
       <w:proofErr w:type="gramStart"/>
       <w:r>
         <w:rPr>
           <w:rFonts w:asciiTheme="minorEastAsia" w:hAnsiTheme="minorEastAsia"/>
         </w:rPr>
-        <w:t>蛛</w:t>
+        <w:t>(手牌中)</w:t>
       </w:r>
       <w:proofErr w:type="gramEnd"/>
-      <w:r>
-        <w:rPr>
-          <w:rFonts w:asciiTheme="minorEastAsia" w:hAnsiTheme="minorEastAsia"/>
-        </w:rPr>
-        <w:t>(手牌中)</w:t>
-      </w:r>
     </w:p>
     <w:p>
       <w:pPr>
@@ -456,21 +336,7 @@
           <w:rFonts w:asciiTheme="minorEastAsia" w:hAnsiTheme="minorEastAsia"/>
         </w:rPr>
         <w:br/>
-        <w:t>白晶晶：后期稳定将手牌最大属性部将拉出转化为战力，本身被贴</w:t>
-      </w:r>
-      <w:proofErr w:type="gramStart"/>
-      <w:r>
-        <w:rPr>
-          <w:rFonts w:asciiTheme="minorEastAsia" w:hAnsiTheme="minorEastAsia"/>
-        </w:rPr>
-        <w:t>毒之后</w:t>
-      </w:r>
-      <w:proofErr w:type="gramEnd"/>
-      <w:r>
-        <w:rPr>
-          <w:rFonts w:asciiTheme="minorEastAsia" w:hAnsiTheme="minorEastAsia"/>
-        </w:rPr>
-        <w:t>也是优质频</w:t>
+        <w:t>白晶晶：后期稳定将手牌最大属性部将拉出转化为战力，本身被贴毒之后也是优质频</w:t>
       </w:r>
       <w:r>
         <w:rPr>
@@ -491,48 +357,42 @@
           <w:rFonts w:asciiTheme="minorEastAsia" w:hAnsiTheme="minorEastAsia"/>
         </w:rPr>
         <w:br/>
-        <w:t>藏茧</w:t>
+        <w:t>藏茧蛛：使用盘丝洞部将获得身材收益，也是核心战力</w:t>
+      </w:r>
+    </w:p>
+    <w:p>
+      <w:pPr>
+        <w:rPr>
+          <w:rFonts w:asciiTheme="minorEastAsia" w:hAnsiTheme="minorEastAsia" w:hint="eastAsia"/>
+          <w:b/>
+          <w:bCs/>
+        </w:rPr>
+      </w:pPr>
+      <w:r>
+        <w:rPr>
+          <w:rFonts w:asciiTheme="minorEastAsia" w:hAnsiTheme="minorEastAsia"/>
+          <w:b/>
+          <w:bCs/>
+        </w:rPr>
+        <w:t>法强</w:t>
       </w:r>
       <w:proofErr w:type="gramStart"/>
       <w:r>
         <w:rPr>
           <w:rFonts w:asciiTheme="minorEastAsia" w:hAnsiTheme="minorEastAsia"/>
-        </w:rPr>
-        <w:t>蛛</w:t>
+          <w:b/>
+          <w:bCs/>
+        </w:rPr>
+        <w:t>(门徒)</w:t>
       </w:r>
       <w:proofErr w:type="gramEnd"/>
       <w:r>
         <w:rPr>
           <w:rFonts w:asciiTheme="minorEastAsia" w:hAnsiTheme="minorEastAsia"/>
-        </w:rPr>
-        <w:t>：使用盘丝洞部将获得身材收益，也是核心战力</w:t>
-      </w:r>
-    </w:p>
-    <w:p>
-      <w:pPr>
-        <w:rPr>
-          <w:rFonts w:asciiTheme="minorEastAsia" w:hAnsiTheme="minorEastAsia" w:hint="eastAsia"/>
-          <w:b/>
-          <w:bCs/>
-        </w:rPr>
-      </w:pPr>
-      <w:proofErr w:type="gramStart"/>
-      <w:r>
-        <w:rPr>
-          <w:rFonts w:asciiTheme="minorEastAsia" w:hAnsiTheme="minorEastAsia"/>
-          <w:b/>
-          <w:bCs/>
-        </w:rPr>
-        <w:t>法强</w:t>
-      </w:r>
-      <w:proofErr w:type="gramEnd"/>
-      <w:r>
-        <w:rPr>
-          <w:rFonts w:asciiTheme="minorEastAsia" w:hAnsiTheme="minorEastAsia"/>
-          <w:b/>
-          <w:bCs/>
-        </w:rPr>
-        <w:t>(门徒)流后期</w:t>
+          <w:b/>
+          <w:bCs/>
+        </w:rPr>
+        <w:t>流后期</w:t>
       </w:r>
       <w:r>
         <w:rPr>
@@ -603,85 +463,21 @@
           <w:rFonts w:asciiTheme="minorEastAsia" w:hAnsiTheme="minorEastAsia"/>
         </w:rPr>
         <w:br/>
-        <w:t>紫霞门徒 小</w:t>
-      </w:r>
-      <w:proofErr w:type="gramStart"/>
-      <w:r>
-        <w:rPr>
-          <w:rFonts w:asciiTheme="minorEastAsia" w:hAnsiTheme="minorEastAsia"/>
-        </w:rPr>
-        <w:t>鼍</w:t>
-      </w:r>
-      <w:proofErr w:type="gramEnd"/>
-      <w:r>
-        <w:rPr>
-          <w:rFonts w:asciiTheme="minorEastAsia" w:hAnsiTheme="minorEastAsia"/>
-        </w:rPr>
-        <w:t xml:space="preserve">龙 百眼魔君 </w:t>
-      </w:r>
-      <w:proofErr w:type="gramStart"/>
-      <w:r>
-        <w:rPr>
-          <w:rFonts w:asciiTheme="minorEastAsia" w:hAnsiTheme="minorEastAsia"/>
-        </w:rPr>
-        <w:t>禄星</w:t>
-      </w:r>
-      <w:proofErr w:type="gramEnd"/>
-      <w:r>
-        <w:rPr>
-          <w:rFonts w:asciiTheme="minorEastAsia" w:hAnsiTheme="minorEastAsia"/>
-        </w:rPr>
-        <w:t xml:space="preserve"> 福星 盘丝大仙 白晶晶 </w:t>
-      </w:r>
-      <w:proofErr w:type="gramStart"/>
-      <w:r>
-        <w:rPr>
-          <w:rFonts w:asciiTheme="minorEastAsia" w:hAnsiTheme="minorEastAsia"/>
-        </w:rPr>
-        <w:t>濯垢泉灵</w:t>
-      </w:r>
-      <w:proofErr w:type="gramEnd"/>
+        <w:t>紫霞门徒 小鼍龙 百眼魔君 禄星 福星 盘丝大仙 白晶晶 濯垢泉灵</w:t>
+      </w:r>
       <w:r>
         <w:rPr>
           <w:rFonts w:asciiTheme="minorEastAsia" w:hAnsiTheme="minorEastAsia"/>
         </w:rPr>
         <w:br/>
-        <w:t>紫霞门徒：登场释放记住的法术，既可以</w:t>
-      </w:r>
-      <w:proofErr w:type="gramStart"/>
-      <w:r>
-        <w:rPr>
-          <w:rFonts w:asciiTheme="minorEastAsia" w:hAnsiTheme="minorEastAsia"/>
-        </w:rPr>
-        <w:t>提升战</w:t>
-      </w:r>
-      <w:proofErr w:type="gramEnd"/>
-      <w:r>
-        <w:rPr>
-          <w:rFonts w:asciiTheme="minorEastAsia" w:hAnsiTheme="minorEastAsia"/>
-        </w:rPr>
-        <w:t>力，也可以是经济组件</w:t>
+        <w:t>紫霞门徒：登场释放记住的法术，既可以提升战力，也可以是经济组件</w:t>
       </w:r>
       <w:r>
         <w:rPr>
           <w:rFonts w:asciiTheme="minorEastAsia" w:hAnsiTheme="minorEastAsia"/>
         </w:rPr>
         <w:br/>
-        <w:t>小</w:t>
-      </w:r>
-      <w:proofErr w:type="gramStart"/>
-      <w:r>
-        <w:rPr>
-          <w:rFonts w:asciiTheme="minorEastAsia" w:hAnsiTheme="minorEastAsia"/>
-        </w:rPr>
-        <w:t>鼍</w:t>
-      </w:r>
-      <w:proofErr w:type="gramEnd"/>
-      <w:r>
-        <w:rPr>
-          <w:rFonts w:asciiTheme="minorEastAsia" w:hAnsiTheme="minorEastAsia"/>
-        </w:rPr>
-        <w:t>龙：【后续】触发门徒的法术来扩大经济优势或者是场面战力</w:t>
+        <w:t>小鼍龙：【后续】触发门徒的法术来扩大经济优势或者是场面战力</w:t>
       </w:r>
       <w:r>
         <w:rPr>
@@ -695,34 +491,7 @@
           <w:rFonts w:asciiTheme="minorEastAsia" w:hAnsiTheme="minorEastAsia"/>
         </w:rPr>
         <w:br/>
-      </w:r>
-      <w:proofErr w:type="gramStart"/>
-      <w:r>
-        <w:rPr>
-          <w:rFonts w:asciiTheme="minorEastAsia" w:hAnsiTheme="minorEastAsia"/>
-        </w:rPr>
-        <w:t>禄星</w:t>
-      </w:r>
-      <w:proofErr w:type="gramEnd"/>
-      <w:r>
-        <w:rPr>
-          <w:rFonts w:asciiTheme="minorEastAsia" w:hAnsiTheme="minorEastAsia"/>
-        </w:rPr>
-        <w:t xml:space="preserve"> ：与小</w:t>
-      </w:r>
-      <w:proofErr w:type="gramStart"/>
-      <w:r>
-        <w:rPr>
-          <w:rFonts w:asciiTheme="minorEastAsia" w:hAnsiTheme="minorEastAsia"/>
-        </w:rPr>
-        <w:t>鼍龙配合</w:t>
-      </w:r>
-      <w:proofErr w:type="gramEnd"/>
-      <w:r>
-        <w:rPr>
-          <w:rFonts w:asciiTheme="minorEastAsia" w:hAnsiTheme="minorEastAsia"/>
-        </w:rPr>
-        <w:t>多次触发后续释放法术</w:t>
+        <w:t>禄星 ：与小鼍龙配合多次触发后续释放法术</w:t>
       </w:r>
       <w:r>
         <w:rPr>
@@ -736,20 +505,7 @@
           <w:rFonts w:asciiTheme="minorEastAsia" w:hAnsiTheme="minorEastAsia"/>
         </w:rPr>
         <w:br/>
-      </w:r>
-      <w:proofErr w:type="gramStart"/>
-      <w:r>
-        <w:rPr>
-          <w:rFonts w:asciiTheme="minorEastAsia" w:hAnsiTheme="minorEastAsia"/>
-        </w:rPr>
-        <w:t>濯垢泉灵</w:t>
-      </w:r>
-      <w:proofErr w:type="gramEnd"/>
-      <w:r>
-        <w:rPr>
-          <w:rFonts w:asciiTheme="minorEastAsia" w:hAnsiTheme="minorEastAsia"/>
-        </w:rPr>
-        <w:t>：法术额外属性的主要来源，也是法强流成长的核心</w:t>
+        <w:t>濯垢泉灵：法术额外属性的主要来源，也是法强流成长的核心</w:t>
       </w:r>
       <w:r>
         <w:rPr>
@@ -763,32 +519,17 @@
           <w:rFonts w:asciiTheme="minorEastAsia" w:hAnsiTheme="minorEastAsia"/>
         </w:rPr>
         <w:br/>
-        <w:t>白晶晶：配合百眼魔君</w:t>
-      </w:r>
-      <w:proofErr w:type="gramStart"/>
-      <w:r>
-        <w:rPr>
-          <w:rFonts w:asciiTheme="minorEastAsia" w:hAnsiTheme="minorEastAsia"/>
-        </w:rPr>
-        <w:t>拉出手</w:t>
-      </w:r>
-      <w:proofErr w:type="gramEnd"/>
-      <w:r>
-        <w:rPr>
-          <w:rFonts w:asciiTheme="minorEastAsia" w:hAnsiTheme="minorEastAsia"/>
-        </w:rPr>
-        <w:t>牌中养大的部将</w:t>
-      </w:r>
-    </w:p>
-    <w:p>
-      <w:pPr>
-        <w:rPr>
-          <w:rFonts w:asciiTheme="minorEastAsia" w:hAnsiTheme="minorEastAsia" w:hint="eastAsia"/>
-          <w:b/>
-          <w:bCs/>
-        </w:rPr>
-      </w:pPr>
-      <w:proofErr w:type="gramStart"/>
+        <w:t>白晶晶：配合百眼魔君拉出手牌中养大的部将</w:t>
+      </w:r>
+    </w:p>
+    <w:p>
+      <w:pPr>
+        <w:rPr>
+          <w:rFonts w:asciiTheme="minorEastAsia" w:hAnsiTheme="minorEastAsia" w:hint="eastAsia"/>
+          <w:b/>
+          <w:bCs/>
+        </w:rPr>
+      </w:pPr>
       <w:r>
         <w:rPr>
           <w:rFonts w:asciiTheme="minorEastAsia" w:hAnsiTheme="minorEastAsia"/>
@@ -797,7 +538,6 @@
         </w:rPr>
         <w:t>挤爆流</w:t>
       </w:r>
-      <w:proofErr w:type="gramEnd"/>
       <w:r>
         <w:rPr>
           <w:rFonts w:asciiTheme="minorEastAsia" w:hAnsiTheme="minorEastAsia"/>
@@ -870,35 +610,13 @@
           <w:rFonts w:asciiTheme="minorEastAsia" w:hAnsiTheme="minorEastAsia"/>
         </w:rPr>
         <w:lastRenderedPageBreak/>
-        <w:t>香火</w:t>
-      </w:r>
-      <w:proofErr w:type="gramStart"/>
-      <w:r>
-        <w:rPr>
-          <w:rFonts w:asciiTheme="minorEastAsia" w:hAnsiTheme="minorEastAsia"/>
-        </w:rPr>
-        <w:t>蛛</w:t>
-      </w:r>
-      <w:proofErr w:type="gramEnd"/>
-      <w:r>
-        <w:rPr>
-          <w:rFonts w:asciiTheme="minorEastAsia" w:hAnsiTheme="minorEastAsia"/>
-        </w:rPr>
-        <w:t>：作为主要的经济核心，配合低</w:t>
-      </w:r>
-      <w:proofErr w:type="gramStart"/>
-      <w:r>
-        <w:rPr>
-          <w:rFonts w:asciiTheme="minorEastAsia" w:hAnsiTheme="minorEastAsia"/>
-        </w:rPr>
-        <w:t>本大量</w:t>
-      </w:r>
-      <w:proofErr w:type="gramEnd"/>
-      <w:r>
-        <w:rPr>
-          <w:rFonts w:asciiTheme="minorEastAsia" w:hAnsiTheme="minorEastAsia"/>
-        </w:rPr>
-        <w:t>的阵营频率怪，在前中期获得大量的香火钱以加速发育。</w:t>
+        <w:t>香火蛛</w:t>
+      </w:r>
+      <w:r>
+        <w:rPr>
+          <w:rFonts w:asciiTheme="minorEastAsia" w:hAnsiTheme="minorEastAsia"/>
+        </w:rPr>
+        <w:t>：作为主要的经济核心，配合低本大量的阵营频率怪，在前中期获得大量的香火钱以加速发育。</w:t>
       </w:r>
       <w:r>
         <w:rPr>
@@ -916,96 +634,27 @@
         <w:rPr>
           <w:rFonts w:asciiTheme="minorEastAsia" w:hAnsiTheme="minorEastAsia"/>
         </w:rPr>
-        <w:t>：盘丝</w:t>
-      </w:r>
-      <w:proofErr w:type="gramStart"/>
-      <w:r>
-        <w:rPr>
-          <w:rFonts w:asciiTheme="minorEastAsia" w:hAnsiTheme="minorEastAsia"/>
-        </w:rPr>
-        <w:t>洞中期</w:t>
-      </w:r>
-      <w:proofErr w:type="gramEnd"/>
-      <w:r>
-        <w:rPr>
-          <w:rFonts w:asciiTheme="minorEastAsia" w:hAnsiTheme="minorEastAsia"/>
-        </w:rPr>
-        <w:t>获取三连的核心部将，可以消灭抱卵</w:t>
-      </w:r>
-      <w:proofErr w:type="gramStart"/>
-      <w:r>
-        <w:rPr>
-          <w:rFonts w:asciiTheme="minorEastAsia" w:hAnsiTheme="minorEastAsia"/>
-        </w:rPr>
-        <w:t>蛛</w:t>
-      </w:r>
-      <w:proofErr w:type="gramEnd"/>
-      <w:r>
-        <w:rPr>
-          <w:rFonts w:asciiTheme="minorEastAsia" w:hAnsiTheme="minorEastAsia"/>
-        </w:rPr>
-        <w:t>母来获取一个小蜘蛛的三连。</w:t>
+        <w:t>：盘丝洞中期获取三连的核心部将，可以消灭抱卵蛛母来获取一个小蜘蛛的三连。</w:t>
       </w:r>
       <w:r>
         <w:rPr>
           <w:rFonts w:asciiTheme="minorEastAsia" w:hAnsiTheme="minorEastAsia"/>
         </w:rPr>
         <w:br/>
-      </w:r>
-      <w:proofErr w:type="gramStart"/>
-      <w:r>
-        <w:rPr>
-          <w:rFonts w:asciiTheme="minorEastAsia" w:hAnsiTheme="minorEastAsia"/>
-        </w:rPr>
-        <w:t>冥</w:t>
-      </w:r>
-      <w:proofErr w:type="gramEnd"/>
-      <w:r>
-        <w:rPr>
-          <w:rFonts w:asciiTheme="minorEastAsia" w:hAnsiTheme="minorEastAsia"/>
-        </w:rPr>
-        <w:t>丝</w:t>
-      </w:r>
-      <w:proofErr w:type="gramStart"/>
-      <w:r>
-        <w:rPr>
-          <w:rFonts w:asciiTheme="minorEastAsia" w:hAnsiTheme="minorEastAsia"/>
-        </w:rPr>
-        <w:t>蛛</w:t>
-      </w:r>
-      <w:proofErr w:type="gramEnd"/>
-      <w:r>
-        <w:rPr>
-          <w:rFonts w:asciiTheme="minorEastAsia" w:hAnsiTheme="minorEastAsia"/>
-        </w:rPr>
-        <w:t>：独特的全局计数死亡单位，在中期有一定的战力。</w:t>
-      </w:r>
-    </w:p>
-    <w:p>
-      <w:pPr>
-        <w:rPr>
-          <w:rFonts w:asciiTheme="minorEastAsia" w:hAnsiTheme="minorEastAsia" w:hint="eastAsia"/>
-        </w:rPr>
-      </w:pPr>
-      <w:r>
-        <w:rPr>
-          <w:rFonts w:asciiTheme="minorEastAsia" w:hAnsiTheme="minorEastAsia"/>
-        </w:rPr>
-        <w:t>通过特有的结茧法术来</w:t>
-      </w:r>
-      <w:proofErr w:type="gramStart"/>
-      <w:r>
-        <w:rPr>
-          <w:rFonts w:asciiTheme="minorEastAsia" w:hAnsiTheme="minorEastAsia"/>
-        </w:rPr>
-        <w:t>探寻盘</w:t>
-      </w:r>
-      <w:proofErr w:type="gramEnd"/>
-      <w:r>
-        <w:rPr>
-          <w:rFonts w:asciiTheme="minorEastAsia" w:hAnsiTheme="minorEastAsia"/>
-        </w:rPr>
-        <w:t>丝洞阵营的部将从而加速成型。</w:t>
+        <w:t>冥丝蛛：独特的全局计数死亡单位，在中期有一定的战力。</w:t>
+      </w:r>
+    </w:p>
+    <w:p>
+      <w:pPr>
+        <w:rPr>
+          <w:rFonts w:asciiTheme="minorEastAsia" w:hAnsiTheme="minorEastAsia" w:hint="eastAsia"/>
+        </w:rPr>
+      </w:pPr>
+      <w:r>
+        <w:rPr>
+          <w:rFonts w:asciiTheme="minorEastAsia" w:hAnsiTheme="minorEastAsia"/>
+        </w:rPr>
+        <w:t>通过特有的结茧法术来探寻盘丝洞阵营的部将从而加速成型。</w:t>
       </w:r>
     </w:p>
     <w:p>
@@ -1044,161 +693,82 @@
           <w:rFonts w:asciiTheme="minorEastAsia" w:hAnsiTheme="minorEastAsia"/>
         </w:rPr>
         <w:br/>
-        <w:t>抱卵</w:t>
-      </w:r>
-      <w:proofErr w:type="gramStart"/>
-      <w:r>
-        <w:rPr>
-          <w:rFonts w:asciiTheme="minorEastAsia" w:hAnsiTheme="minorEastAsia"/>
-        </w:rPr>
-        <w:t>蛛</w:t>
-      </w:r>
-      <w:proofErr w:type="gramEnd"/>
-      <w:r>
-        <w:rPr>
-          <w:rFonts w:asciiTheme="minorEastAsia" w:hAnsiTheme="minorEastAsia"/>
-        </w:rPr>
-        <w:t xml:space="preserve"> 牵魂</w:t>
-      </w:r>
-      <w:proofErr w:type="gramStart"/>
-      <w:r>
-        <w:rPr>
-          <w:rFonts w:asciiTheme="minorEastAsia" w:hAnsiTheme="minorEastAsia"/>
-        </w:rPr>
-        <w:t>蛛</w:t>
-      </w:r>
-      <w:proofErr w:type="gramEnd"/>
-      <w:r>
-        <w:rPr>
-          <w:rFonts w:asciiTheme="minorEastAsia" w:hAnsiTheme="minorEastAsia"/>
-        </w:rPr>
-        <w:t>姬 春三十娘 蜕生</w:t>
-      </w:r>
-      <w:proofErr w:type="gramStart"/>
-      <w:r>
-        <w:rPr>
-          <w:rFonts w:asciiTheme="minorEastAsia" w:hAnsiTheme="minorEastAsia"/>
-        </w:rPr>
-        <w:t>蛛</w:t>
-      </w:r>
-      <w:proofErr w:type="gramEnd"/>
-      <w:r>
-        <w:rPr>
-          <w:rFonts w:asciiTheme="minorEastAsia" w:hAnsiTheme="minorEastAsia"/>
-        </w:rPr>
-        <w:t>母 噬巢</w:t>
-      </w:r>
-      <w:proofErr w:type="gramStart"/>
-      <w:r>
-        <w:rPr>
-          <w:rFonts w:asciiTheme="minorEastAsia" w:hAnsiTheme="minorEastAsia"/>
-        </w:rPr>
-        <w:t>蛛</w:t>
-      </w:r>
-      <w:proofErr w:type="gramEnd"/>
-      <w:r>
-        <w:rPr>
-          <w:rFonts w:asciiTheme="minorEastAsia" w:hAnsiTheme="minorEastAsia"/>
-        </w:rPr>
-        <w:t xml:space="preserve">将 寿星 </w:t>
-      </w:r>
-      <w:proofErr w:type="gramStart"/>
-      <w:r>
-        <w:rPr>
-          <w:rFonts w:asciiTheme="minorEastAsia" w:hAnsiTheme="minorEastAsia"/>
-        </w:rPr>
-        <w:t>禄星</w:t>
-      </w:r>
-      <w:proofErr w:type="gramEnd"/>
+        <w:t xml:space="preserve">抱卵蛛 牵魂蛛姬 </w:t>
+      </w:r>
+      <w:r>
+        <w:rPr>
+          <w:rFonts w:asciiTheme="minorEastAsia" w:hAnsiTheme="minorEastAsia" w:hint="eastAsia"/>
+        </w:rPr>
+        <w:t>白晶晶</w:t>
+      </w:r>
+      <w:r>
+        <w:rPr>
+          <w:rFonts w:asciiTheme="minorEastAsia" w:hAnsiTheme="minorEastAsia"/>
+        </w:rPr>
+        <w:t xml:space="preserve"> 蜕生蛛母 </w:t>
+      </w:r>
+      <w:r>
+        <w:rPr>
+          <w:rFonts w:asciiTheme="minorEastAsia" w:hAnsiTheme="minorEastAsia" w:hint="eastAsia"/>
+        </w:rPr>
+        <w:t>多目怪</w:t>
+      </w:r>
+      <w:r>
+        <w:rPr>
+          <w:rFonts w:asciiTheme="minorEastAsia" w:hAnsiTheme="minorEastAsia"/>
+        </w:rPr>
+        <w:t xml:space="preserve"> 寿星 禄星</w:t>
+      </w:r>
       <w:r>
         <w:rPr>
           <w:rFonts w:asciiTheme="minorEastAsia" w:hAnsiTheme="minorEastAsia"/>
         </w:rPr>
         <w:br/>
-        <w:t>抱卵</w:t>
-      </w:r>
-      <w:proofErr w:type="gramStart"/>
-      <w:r>
-        <w:rPr>
-          <w:rFonts w:asciiTheme="minorEastAsia" w:hAnsiTheme="minorEastAsia"/>
-        </w:rPr>
-        <w:t>蛛</w:t>
-      </w:r>
-      <w:proofErr w:type="gramEnd"/>
-      <w:r>
-        <w:rPr>
-          <w:rFonts w:asciiTheme="minorEastAsia" w:hAnsiTheme="minorEastAsia"/>
-        </w:rPr>
-        <w:t>：主要的召唤频率，多次触发【嗜血】效果</w:t>
+        <w:t>抱卵蛛：主要的召唤频率，多次触发【嗜血】效果</w:t>
       </w:r>
       <w:r>
         <w:rPr>
           <w:rFonts w:asciiTheme="minorEastAsia" w:hAnsiTheme="minorEastAsia"/>
         </w:rPr>
         <w:br/>
-        <w:t>牵魂</w:t>
-      </w:r>
-      <w:proofErr w:type="gramStart"/>
-      <w:r>
-        <w:rPr>
-          <w:rFonts w:asciiTheme="minorEastAsia" w:hAnsiTheme="minorEastAsia"/>
-        </w:rPr>
-        <w:t>蛛</w:t>
-      </w:r>
-      <w:proofErr w:type="gramEnd"/>
-      <w:r>
-        <w:rPr>
-          <w:rFonts w:asciiTheme="minorEastAsia" w:hAnsiTheme="minorEastAsia"/>
-        </w:rPr>
-        <w:t>姬：通过【后援】效果</w:t>
-      </w:r>
-      <w:proofErr w:type="gramStart"/>
-      <w:r>
-        <w:rPr>
-          <w:rFonts w:asciiTheme="minorEastAsia" w:hAnsiTheme="minorEastAsia"/>
-        </w:rPr>
-        <w:t>触发残念从而</w:t>
-      </w:r>
-      <w:proofErr w:type="gramEnd"/>
-      <w:r>
-        <w:rPr>
-          <w:rFonts w:asciiTheme="minorEastAsia" w:hAnsiTheme="minorEastAsia"/>
-        </w:rPr>
-        <w:t>触发【嗜血】效果</w:t>
-      </w:r>
-    </w:p>
-    <w:p>
-      <w:pPr>
-        <w:rPr>
-          <w:rFonts w:asciiTheme="minorEastAsia" w:hAnsiTheme="minorEastAsia" w:hint="eastAsia"/>
-        </w:rPr>
-      </w:pPr>
-      <w:r>
-        <w:rPr>
-          <w:rFonts w:asciiTheme="minorEastAsia" w:hAnsiTheme="minorEastAsia" w:hint="eastAsia"/>
-        </w:rPr>
-        <w:t>春三十娘：【嗜血】效果给予全队增益</w:t>
+        <w:t>牵魂蛛姬：通过【后援】效果触发残念从而触发【嗜血】效果</w:t>
+      </w:r>
+    </w:p>
+    <w:p>
+      <w:pPr>
+        <w:rPr>
+          <w:rFonts w:asciiTheme="minorEastAsia" w:hAnsiTheme="minorEastAsia" w:hint="eastAsia"/>
+        </w:rPr>
+      </w:pPr>
+      <w:r>
+        <w:rPr>
+          <w:rFonts w:asciiTheme="minorEastAsia" w:hAnsiTheme="minorEastAsia" w:hint="eastAsia"/>
+        </w:rPr>
+        <w:t>白晶晶</w:t>
+      </w:r>
+      <w:r>
+        <w:rPr>
+          <w:rFonts w:asciiTheme="minorEastAsia" w:hAnsiTheme="minorEastAsia" w:hint="eastAsia"/>
+        </w:rPr>
+        <w:t>：【嗜血】效果给予全队增益</w:t>
       </w:r>
       <w:r>
         <w:rPr>
           <w:rFonts w:asciiTheme="minorEastAsia" w:hAnsiTheme="minorEastAsia"/>
         </w:rPr>
         <w:br/>
-        <w:t>噬巢</w:t>
-      </w:r>
-      <w:proofErr w:type="gramStart"/>
-      <w:r>
-        <w:rPr>
-          <w:rFonts w:asciiTheme="minorEastAsia" w:hAnsiTheme="minorEastAsia"/>
-        </w:rPr>
-        <w:t>蛛</w:t>
-      </w:r>
-      <w:proofErr w:type="gramEnd"/>
-      <w:r>
-        <w:rPr>
-          <w:rFonts w:asciiTheme="minorEastAsia" w:hAnsiTheme="minorEastAsia"/>
-        </w:rPr>
-        <w:t>将：【嗜血】流派的核心战力，能够通过嗜血获取大幅度的身材增益。</w:t>
+      </w:r>
+      <w:r>
+        <w:rPr>
+          <w:rFonts w:asciiTheme="minorEastAsia" w:hAnsiTheme="minorEastAsia" w:hint="eastAsia"/>
+        </w:rPr>
+        <w:t>多目怪</w:t>
+      </w:r>
+      <w:r>
+        <w:rPr>
+          <w:rFonts w:asciiTheme="minorEastAsia" w:hAnsiTheme="minorEastAsia"/>
+        </w:rPr>
+        <w:t>：【嗜血】流派的核心战力，能够通过嗜血获取大幅度的身材增益。</w:t>
       </w:r>
     </w:p>
     <w:p>
@@ -1219,7 +789,7 @@
 </file>
 
 <file path=word/endnotes.xml><?xml version="1.0" encoding="utf-8"?>
-<w:endnotes xmlns:wpc="http://schemas.microsoft.com/office/word/2010/wordprocessingCanvas" xmlns:cx="http://schemas.microsoft.com/office/drawing/2014/chartex" xmlns:cx1="http://schemas.microsoft.com/office/drawing/2015/9/8/chartex" xmlns:cx2="http://schemas.microsoft.com/office/drawing/2015/10/21/chartex" xmlns:cx3="http://schemas.microsoft.com/office/drawing/2016/5/9/chartex" xmlns:cx4="http://schemas.microsoft.com/office/drawing/2016/5/10/chartex" xmlns:cx5="http://schemas.microsoft.com/office/drawing/2016/5/11/chartex" xmlns:cx6="http://schemas.microsoft.com/office/drawing/2016/5/12/chartex" xmlns:cx7="http://schemas.microsoft.com/office/drawing/2016/5/13/chartex" xmlns:cx8="http://schemas.microsoft.com/office/drawing/2016/5/14/chartex" xmlns:mc="http://schemas.openxmlformats.org/markup-compatibility/2006" xmlns:aink="http://schemas.microsoft.com/office/drawing/2016/ink" xmlns:am3d="http://schemas.microsoft.com/office/drawing/2017/model3d" xmlns:o="urn:schemas-microsoft-com:office:office" xmlns:oel="http://schemas.microsoft.com/office/2019/extlst" xmlns:r="http://schemas.openxmlformats.org/officeDocument/2006/relationships" xmlns:m="http://schemas.openxmlformats.org/officeDocument/2006/math" xmlns:v="urn:schemas-microsoft-com:vml" xmlns:wp14="http://schemas.microsoft.com/office/word/2010/wordprocessingDrawing" xmlns:wp="http://schemas.openxmlformats.org/drawingml/2006/wordprocessingDrawing" xmlns:w10="urn:schemas-microsoft-com:office:word" xmlns:w="http://schemas.openxmlformats.org/wordprocessingml/2006/main" xmlns:w14="http://schemas.microsoft.com/office/word/2010/wordml" xmlns:w15="http://schemas.microsoft.com/office/word/2012/wordml" xmlns:w16cex="http://schemas.microsoft.com/office/word/2018/wordml/cex" xmlns:w16cid="http://schemas.microsoft.com/office/word/2016/wordml/cid" xmlns:w16="http://schemas.microsoft.com/office/word/2018/wordml" xmlns:w16du="http://schemas.microsoft.com/office/word/2023/wordml/word16du" xmlns:w16sdtdh="http://schemas.microsoft.com/office/word/2020/wordml/sdtdatahash" xmlns:w16sdtfl="http://schemas.microsoft.com/office/word/2024/wordml/sdtformatlock" xmlns:w16se="http://schemas.microsoft.com/office/word/2015/wordml/symex" xmlns:wpg="http://schemas.microsoft.com/office/word/2010/wordprocessingGroup" xmlns:wpi="http://schemas.microsoft.com/office/word/2010/wordprocessingInk" xmlns:wne="http://schemas.microsoft.com/office/word/2006/wordml" xmlns:wps="http://schemas.microsoft.com/office/word/2010/wordprocessingShape" mc:Ignorable="w14 w15 w16se w16cid w16 w16cex w16sdtdh w16sdtfl w16du wp14">
+<w:endnotes xmlns:wpc="http://schemas.microsoft.com/office/word/2010/wordprocessingCanvas" xmlns:cx="http://schemas.microsoft.com/office/drawing/2014/chartex" xmlns:cx1="http://schemas.microsoft.com/office/drawing/2015/9/8/chartex" xmlns:cx2="http://schemas.microsoft.com/office/drawing/2015/10/21/chartex" xmlns:cx3="http://schemas.microsoft.com/office/drawing/2016/5/9/chartex" xmlns:cx4="http://schemas.microsoft.com/office/drawing/2016/5/10/chartex" xmlns:cx5="http://schemas.microsoft.com/office/drawing/2016/5/11/chartex" xmlns:cx6="http://schemas.microsoft.com/office/drawing/2016/5/12/chartex" xmlns:cx7="http://schemas.microsoft.com/office/drawing/2016/5/13/chartex" xmlns:cx8="http://schemas.microsoft.com/office/drawing/2016/5/14/chartex" xmlns:mc="http://schemas.openxmlformats.org/markup-compatibility/2006" xmlns:aink="http://schemas.microsoft.com/office/drawing/2016/ink" xmlns:am3d="http://schemas.microsoft.com/office/drawing/2017/model3d" xmlns:o="urn:schemas-microsoft-com:office:office" xmlns:oel="http://schemas.microsoft.com/office/2019/extlst" xmlns:r="http://schemas.openxmlformats.org/officeDocument/2006/relationships" xmlns:m="http://schemas.openxmlformats.org/officeDocument/2006/math" xmlns:v="urn:schemas-microsoft-com:vml" xmlns:wp14="http://schemas.microsoft.com/office/word/2010/wordprocessingDrawing" xmlns:wp="http://schemas.openxmlformats.org/drawingml/2006/wordprocessingDrawing" xmlns:w10="urn:schemas-microsoft-com:office:word" xmlns:w="http://schemas.openxmlformats.org/wordprocessingml/2006/main" xmlns:w14="http://schemas.microsoft.com/office/word/2010/wordml" xmlns:w15="http://schemas.microsoft.com/office/word/2012/wordml" xmlns:w16cei="http://schemas.microsoft.com/office/word/2026/wordml/cei" xmlns:w16cex="http://schemas.microsoft.com/office/word/2018/wordml/cex" xmlns:w16cid="http://schemas.microsoft.com/office/word/2016/wordml/cid" xmlns:w16="http://schemas.microsoft.com/office/word/2018/wordml" xmlns:w16du="http://schemas.microsoft.com/office/word/2023/wordml/word16du" xmlns:w16sdtdh="http://schemas.microsoft.com/office/word/2020/wordml/sdtdatahash" xmlns:w16sdtfl="http://schemas.microsoft.com/office/word/2024/wordml/sdtformatlock" xmlns:w16se="http://schemas.microsoft.com/office/word/2015/wordml/symex" xmlns:wpg="http://schemas.microsoft.com/office/word/2010/wordprocessingGroup" xmlns:wpi="http://schemas.microsoft.com/office/word/2010/wordprocessingInk" xmlns:wne="http://schemas.microsoft.com/office/word/2006/wordml" xmlns:wps="http://schemas.microsoft.com/office/word/2010/wordprocessingShape" mc:Ignorable="w14 w15 w16se w16cid w16 w16cex w16sdtdh w16sdtfl w16du wp14">
   <w:endnote w:type="separator" w:id="-1">
     <w:p>
       <w:pPr>
@@ -1250,7 +820,7 @@
 </file>
 
 <file path=word/footnotes.xml><?xml version="1.0" encoding="utf-8"?>
-<w:footnotes xmlns:wpc="http://schemas.microsoft.com/office/word/2010/wordprocessingCanvas" xmlns:cx="http://schemas.microsoft.com/office/drawing/2014/chartex" xmlns:cx1="http://schemas.microsoft.com/office/drawing/2015/9/8/chartex" xmlns:cx2="http://schemas.microsoft.com/office/drawing/2015/10/21/chartex" xmlns:cx3="http://schemas.microsoft.com/office/drawing/2016/5/9/chartex" xmlns:cx4="http://schemas.microsoft.com/office/drawing/2016/5/10/chartex" xmlns:cx5="http://schemas.microsoft.com/office/drawing/2016/5/11/chartex" xmlns:cx6="http://schemas.microsoft.com/office/drawing/2016/5/12/chartex" xmlns:cx7="http://schemas.microsoft.com/office/drawing/2016/5/13/chartex" xmlns:cx8="http://schemas.microsoft.com/office/drawing/2016/5/14/chartex" xmlns:mc="http://schemas.openxmlformats.org/markup-compatibility/2006" xmlns:aink="http://schemas.microsoft.com/office/drawing/2016/ink" xmlns:am3d="http://schemas.microsoft.com/office/drawing/2017/model3d" xmlns:o="urn:schemas-microsoft-com:office:office" xmlns:oel="http://schemas.microsoft.com/office/2019/extlst" xmlns:r="http://schemas.openxmlformats.org/officeDocument/2006/relationships" xmlns:m="http://schemas.openxmlformats.org/officeDocument/2006/math" xmlns:v="urn:schemas-microsoft-com:vml" xmlns:wp14="http://schemas.microsoft.com/office/word/2010/wordprocessingDrawing" xmlns:wp="http://schemas.openxmlformats.org/drawingml/2006/wordprocessingDrawing" xmlns:w10="urn:schemas-microsoft-com:office:word" xmlns:w="http://schemas.openxmlformats.org/wordprocessingml/2006/main" xmlns:w14="http://schemas.microsoft.com/office/word/2010/wordml" xmlns:w15="http://schemas.microsoft.com/office/word/2012/wordml" xmlns:w16cex="http://schemas.microsoft.com/office/word/2018/wordml/cex" xmlns:w16cid="http://schemas.microsoft.com/office/word/2016/wordml/cid" xmlns:w16="http://schemas.microsoft.com/office/word/2018/wordml" xmlns:w16du="http://schemas.microsoft.com/office/word/2023/wordml/word16du" xmlns:w16sdtdh="http://schemas.microsoft.com/office/word/2020/wordml/sdtdatahash" xmlns:w16sdtfl="http://schemas.microsoft.com/office/word/2024/wordml/sdtformatlock" xmlns:w16se="http://schemas.microsoft.com/office/word/2015/wordml/symex" xmlns:wpg="http://schemas.microsoft.com/office/word/2010/wordprocessingGroup" xmlns:wpi="http://schemas.microsoft.com/office/word/2010/wordprocessingInk" xmlns:wne="http://schemas.microsoft.com/office/word/2006/wordml" xmlns:wps="http://schemas.microsoft.com/office/word/2010/wordprocessingShape" mc:Ignorable="w14 w15 w16se w16cid w16 w16cex w16sdtdh w16sdtfl w16du wp14">
+<w:footnotes xmlns:wpc="http://schemas.microsoft.com/office/word/2010/wordprocessingCanvas" xmlns:cx="http://schemas.microsoft.com/office/drawing/2014/chartex" xmlns:cx1="http://schemas.microsoft.com/office/drawing/2015/9/8/chartex" xmlns:cx2="http://schemas.microsoft.com/office/drawing/2015/10/21/chartex" xmlns:cx3="http://schemas.microsoft.com/office/drawing/2016/5/9/chartex" xmlns:cx4="http://schemas.microsoft.com/office/drawing/2016/5/10/chartex" xmlns:cx5="http://schemas.microsoft.com/office/drawing/2016/5/11/chartex" xmlns:cx6="http://schemas.microsoft.com/office/drawing/2016/5/12/chartex" xmlns:cx7="http://schemas.microsoft.com/office/drawing/2016/5/13/chartex" xmlns:cx8="http://schemas.microsoft.com/office/drawing/2016/5/14/chartex" xmlns:mc="http://schemas.openxmlformats.org/markup-compatibility/2006" xmlns:aink="http://schemas.microsoft.com/office/drawing/2016/ink" xmlns:am3d="http://schemas.microsoft.com/office/drawing/2017/model3d" xmlns:o="urn:schemas-microsoft-com:office:office" xmlns:oel="http://schemas.microsoft.com/office/2019/extlst" xmlns:r="http://schemas.openxmlformats.org/officeDocument/2006/relationships" xmlns:m="http://schemas.openxmlformats.org/officeDocument/2006/math" xmlns:v="urn:schemas-microsoft-com:vml" xmlns:wp14="http://schemas.microsoft.com/office/word/2010/wordprocessingDrawing" xmlns:wp="http://schemas.openxmlformats.org/drawingml/2006/wordprocessingDrawing" xmlns:w10="urn:schemas-microsoft-com:office:word" xmlns:w="http://schemas.openxmlformats.org/wordprocessingml/2006/main" xmlns:w14="http://schemas.microsoft.com/office/word/2010/wordml" xmlns:w15="http://schemas.microsoft.com/office/word/2012/wordml" xmlns:w16cei="http://schemas.microsoft.com/office/word/2026/wordml/cei" xmlns:w16cex="http://schemas.microsoft.com/office/word/2018/wordml/cex" xmlns:w16cid="http://schemas.microsoft.com/office/word/2016/wordml/cid" xmlns:w16="http://schemas.microsoft.com/office/word/2018/wordml" xmlns:w16du="http://schemas.microsoft.com/office/word/2023/wordml/word16du" xmlns:w16sdtdh="http://schemas.microsoft.com/office/word/2020/wordml/sdtdatahash" xmlns:w16sdtfl="http://schemas.microsoft.com/office/word/2024/wordml/sdtformatlock" xmlns:w16se="http://schemas.microsoft.com/office/word/2015/wordml/symex" xmlns:wpg="http://schemas.microsoft.com/office/word/2010/wordprocessingGroup" xmlns:wpi="http://schemas.microsoft.com/office/word/2010/wordprocessingInk" xmlns:wne="http://schemas.microsoft.com/office/word/2006/wordml" xmlns:wps="http://schemas.microsoft.com/office/word/2010/wordprocessingShape" mc:Ignorable="w14 w15 w16se w16cid w16 w16cex w16sdtdh w16sdtfl w16du wp14">
   <w:footnote w:type="separator" w:id="-1">
     <w:p>
       <w:pPr>
